--- a/backend/templates/meeting_template.docx
+++ b/backend/templates/meeting_template.docx
@@ -2382,18 +2382,8 @@
             <w:vAlign w:val="center"/>
           </w:tcPr>
           <w:p>
-            <w:pPr>
-              <w:jc w:val="center"/>
-            </w:pPr>
-            <w:r/>
-            <w:r>
-              <w:rPr>
-                <w:b w:val="0"/>
-                <w:color w:val="C00000"/>
-                <w:sz w:val="22"/>
-                <w:rFonts w:eastAsia="Microsoft JhengHei" w:ascii="Calibri" w:hAnsi="Calibri"/>
-              </w:rPr>
-              <w:t>+0</w:t>
+            <w:r>
+              <w:t>{{fx_sd280_delta}}</w:t>
             </w:r>
           </w:p>
         </w:tc>
@@ -2445,18 +2435,8 @@
             <w:vAlign w:val="center"/>
           </w:tcPr>
           <w:p>
-            <w:pPr>
-              <w:jc w:val="center"/>
-            </w:pPr>
-            <w:r/>
-            <w:r>
-              <w:rPr>
-                <w:b w:val="0"/>
-                <w:color w:val="C00000"/>
-                <w:sz w:val="22"/>
-                <w:rFonts w:eastAsia="Microsoft JhengHei" w:ascii="Calibri" w:hAnsi="Calibri"/>
-              </w:rPr>
-              <w:t>+0</w:t>
+            <w:r>
+              <w:t>{{fx_sd280w_delta}}</w:t>
             </w:r>
           </w:p>
         </w:tc>
@@ -2508,18 +2488,8 @@
             <w:vAlign w:val="center"/>
           </w:tcPr>
           <w:p>
-            <w:pPr>
-              <w:jc w:val="center"/>
-            </w:pPr>
-            <w:r/>
-            <w:r>
-              <w:rPr>
-                <w:b w:val="0"/>
-                <w:color w:val="C00000"/>
-                <w:sz w:val="22"/>
-                <w:rFonts w:eastAsia="Microsoft JhengHei" w:ascii="Calibri" w:hAnsi="Calibri"/>
-              </w:rPr>
-              <w:t>+0</w:t>
+            <w:r>
+              <w:t>{{fx_sd420_delta}}</w:t>
             </w:r>
           </w:p>
         </w:tc>
@@ -2571,18 +2541,8 @@
             <w:vAlign w:val="center"/>
           </w:tcPr>
           <w:p>
-            <w:pPr>
-              <w:jc w:val="center"/>
-            </w:pPr>
-            <w:r/>
-            <w:r>
-              <w:rPr>
-                <w:b w:val="0"/>
-                <w:color w:val="C00000"/>
-                <w:sz w:val="22"/>
-                <w:rFonts w:eastAsia="Microsoft JhengHei" w:ascii="Calibri" w:hAnsi="Calibri"/>
-              </w:rPr>
-              <w:t>+0</w:t>
+            <w:r>
+              <w:t>{{fx_sd420w_delta}}</w:t>
             </w:r>
           </w:p>
         </w:tc>

--- a/backend/templates/meeting_template.docx
+++ b/backend/templates/meeting_template.docx
@@ -2383,6 +2383,9 @@
           </w:tcPr>
           <w:p>
             <w:r>
+              <w:rPr>
+                <w:color w:val="FF0000"/>
+              </w:rPr>
               <w:t>{{fx_sd280_delta}}</w:t>
             </w:r>
           </w:p>
@@ -2436,6 +2439,9 @@
           </w:tcPr>
           <w:p>
             <w:r>
+              <w:rPr>
+                <w:color w:val="FF0000"/>
+              </w:rPr>
               <w:t>{{fx_sd280w_delta}}</w:t>
             </w:r>
           </w:p>
@@ -2489,6 +2495,9 @@
           </w:tcPr>
           <w:p>
             <w:r>
+              <w:rPr>
+                <w:color w:val="FF0000"/>
+              </w:rPr>
               <w:t>{{fx_sd420_delta}}</w:t>
             </w:r>
           </w:p>
@@ -2542,6 +2551,9 @@
           </w:tcPr>
           <w:p>
             <w:r>
+              <w:rPr>
+                <w:color w:val="FF0000"/>
+              </w:rPr>
               <w:t>{{fx_sd420w_delta}}</w:t>
             </w:r>
           </w:p>

--- a/backend/templates/meeting_template.docx
+++ b/backend/templates/meeting_template.docx
@@ -2194,7 +2194,7 @@
           <w:sz w:val="22"/>
           <w:rFonts w:eastAsia="Microsoft JhengHei" w:ascii="Calibri" w:hAnsi="Calibri"/>
         </w:rPr>
-        <w:t xml:space="preserve">    「豐興」本週廢鋼、鋼筋及型鋼皆維持平盤，鋼筋牌價為 SD280：</w:t>
+        <w:t xml:space="preserve">    「豐興」{{fx_adjustment_summary}}，鋼筋牌價為 SD280：</w:t>
       </w:r>
       <w:r>
         <w:rPr>
